--- a/CalendarioAgo25/Actividades/A5_DHCP/Actividad5.docx
+++ b/CalendarioAgo25/Actividades/A5_DHCP/Actividad5.docx
@@ -4,7 +4,7 @@
   <w:body>
     <w:p>
       <w:pPr>
-        <w:pStyle w:val="BodyText"/>
+        <w:pStyle w:val="Textoindependiente"/>
         <w:spacing w:before="45"/>
         <w:ind w:left="0" w:right="121"/>
         <w:jc w:val="center"/>
@@ -219,7 +219,7 @@
     </w:p>
     <w:p>
       <w:pPr>
-        <w:pStyle w:val="BodyText"/>
+        <w:pStyle w:val="Textoindependiente"/>
         <w:spacing w:before="45"/>
         <w:ind w:left="0" w:right="121"/>
         <w:jc w:val="center"/>
@@ -234,7 +234,7 @@
     </w:p>
     <w:p>
       <w:pPr>
-        <w:pStyle w:val="BodyText"/>
+        <w:pStyle w:val="Textoindependiente"/>
         <w:spacing w:before="45"/>
         <w:ind w:left="0" w:right="121"/>
         <w:jc w:val="center"/>
@@ -249,7 +249,7 @@
     </w:p>
     <w:p>
       <w:pPr>
-        <w:pStyle w:val="BodyText"/>
+        <w:pStyle w:val="Textoindependiente"/>
         <w:spacing w:before="45"/>
         <w:ind w:left="0" w:right="121"/>
         <w:jc w:val="center"/>
@@ -264,7 +264,7 @@
     </w:p>
     <w:p>
       <w:pPr>
-        <w:pStyle w:val="BodyText"/>
+        <w:pStyle w:val="Textoindependiente"/>
         <w:spacing w:before="45"/>
         <w:ind w:left="0" w:right="121"/>
         <w:jc w:val="center"/>
@@ -389,7 +389,7 @@
     </w:p>
     <w:p>
       <w:pPr>
-        <w:pStyle w:val="BodyText"/>
+        <w:pStyle w:val="Textoindependiente"/>
         <w:spacing w:before="45"/>
         <w:ind w:left="0" w:right="121"/>
         <w:jc w:val="center"/>
@@ -552,7 +552,7 @@
         <mc:AlternateContent>
           <mc:Choice Requires="wps">
             <w:drawing>
-              <wp:anchor distT="0" distB="0" distL="114300" distR="114300" simplePos="0" relativeHeight="251669504" behindDoc="0" locked="0" layoutInCell="1" allowOverlap="1" wp14:anchorId="00A806D8" wp14:editId="4FA4C9AB">
+              <wp:anchor distT="0" distB="0" distL="114300" distR="114300" simplePos="0" relativeHeight="251669504" behindDoc="0" locked="0" layoutInCell="1" allowOverlap="1" wp14:anchorId="00A806D8" wp14:editId="4A4022D9">
                 <wp:simplePos x="0" y="0"/>
                 <wp:positionH relativeFrom="column">
                   <wp:posOffset>-353060</wp:posOffset>
@@ -707,7 +707,7 @@
     </w:p>
     <w:p>
       <w:pPr>
-        <w:pStyle w:val="Heading1"/>
+        <w:pStyle w:val="Ttulo1"/>
         <w:spacing w:before="0"/>
         <w:ind w:left="0" w:right="113"/>
         <w:jc w:val="both"/>
@@ -724,7 +724,7 @@
     </w:p>
     <w:p>
       <w:pPr>
-        <w:pStyle w:val="Heading1"/>
+        <w:pStyle w:val="Ttulo1"/>
         <w:spacing w:before="0"/>
         <w:ind w:left="0" w:right="113"/>
         <w:jc w:val="both"/>
@@ -800,7 +800,7 @@
     </w:p>
     <w:p>
       <w:pPr>
-        <w:pStyle w:val="Heading4"/>
+        <w:pStyle w:val="Ttulo4"/>
         <w:shd w:val="clear" w:color="auto" w:fill="FFFFFF"/>
         <w:spacing w:line="300" w:lineRule="exact"/>
         <w:jc w:val="both"/>
@@ -871,7 +871,7 @@
     </w:p>
     <w:p>
       <w:pPr>
-        <w:pStyle w:val="ListParagraph"/>
+        <w:pStyle w:val="Prrafodelista"/>
         <w:numPr>
           <w:ilvl w:val="0"/>
           <w:numId w:val="20"/>
@@ -1106,8 +1106,8 @@
       <w:tblGrid>
         <w:gridCol w:w="1560"/>
         <w:gridCol w:w="850"/>
+        <w:gridCol w:w="1559"/>
         <w:gridCol w:w="1418"/>
-        <w:gridCol w:w="1559"/>
         <w:gridCol w:w="1701"/>
         <w:gridCol w:w="1701"/>
         <w:gridCol w:w="1417"/>
@@ -1254,7 +1254,7 @@
         </w:tc>
         <w:tc>
           <w:tcPr>
-            <w:tcW w:w="1418" w:type="dxa"/>
+            <w:tcW w:w="1559" w:type="dxa"/>
             <w:tcBorders>
               <w:top w:val="single" w:sz="5" w:space="0" w:color="000000"/>
               <w:left w:val="single" w:sz="5" w:space="0" w:color="000000"/>
@@ -1299,7 +1299,7 @@
         </w:tc>
         <w:tc>
           <w:tcPr>
-            <w:tcW w:w="1559" w:type="dxa"/>
+            <w:tcW w:w="1418" w:type="dxa"/>
             <w:tcBorders>
               <w:top w:val="single" w:sz="5" w:space="0" w:color="000000"/>
               <w:left w:val="single" w:sz="5" w:space="0" w:color="000000"/>
@@ -1544,7 +1544,7 @@
       </w:tr>
       <w:tr>
         <w:trPr>
-          <w:trHeight w:hRule="exact" w:val="858"/>
+          <w:trHeight w:hRule="exact" w:val="1133"/>
         </w:trPr>
         <w:tc>
           <w:tcPr>
@@ -1561,7 +1561,6 @@
           <w:p>
             <w:pPr>
               <w:pStyle w:val="TableParagraph"/>
-              <w:spacing w:line="340" w:lineRule="exact"/>
               <w:jc w:val="center"/>
               <w:rPr>
                 <w:rFonts w:ascii="Arial" w:hAnsi="Arial" w:cs="Arial"/>
@@ -1583,7 +1582,6 @@
           <w:p>
             <w:pPr>
               <w:pStyle w:val="TableParagraph"/>
-              <w:spacing w:line="340" w:lineRule="exact"/>
               <w:jc w:val="center"/>
               <w:rPr>
                 <w:rFonts w:ascii="Arial" w:eastAsia="Times New Roman" w:hAnsi="Arial" w:cs="Arial"/>
@@ -1617,10 +1615,35 @@
           <w:p>
             <w:pPr>
               <w:pStyle w:val="TableParagraph"/>
-              <w:spacing w:line="340" w:lineRule="exact"/>
               <w:jc w:val="center"/>
               <w:rPr>
                 <w:rFonts w:ascii="Arial" w:eastAsia="Times New Roman" w:hAnsi="Arial" w:cs="Arial"/>
+                <w:sz w:val="20"/>
+                <w:szCs w:val="20"/>
+              </w:rPr>
+            </w:pPr>
+          </w:p>
+        </w:tc>
+        <w:tc>
+          <w:tcPr>
+            <w:tcW w:w="1559" w:type="dxa"/>
+            <w:tcBorders>
+              <w:top w:val="single" w:sz="6" w:space="0" w:color="000000"/>
+              <w:left w:val="single" w:sz="6" w:space="0" w:color="000000"/>
+              <w:bottom w:val="single" w:sz="6" w:space="0" w:color="000000"/>
+              <w:right w:val="single" w:sz="6" w:space="0" w:color="000000"/>
+            </w:tcBorders>
+            <w:shd w:val="clear" w:color="auto" w:fill="FFFFFF" w:themeFill="background1"/>
+            <w:vAlign w:val="center"/>
+          </w:tcPr>
+          <w:p>
+            <w:pPr>
+              <w:pStyle w:val="TableParagraph"/>
+              <w:jc w:val="center"/>
+              <w:rPr>
+                <w:rFonts w:ascii="Arial" w:eastAsia="Times New Roman" w:hAnsi="Arial" w:cs="Arial"/>
+                <w:b/>
+                <w:bCs/>
                 <w:sz w:val="20"/>
                 <w:szCs w:val="20"/>
               </w:rPr>
@@ -1642,7 +1665,175 @@
           <w:p>
             <w:pPr>
               <w:pStyle w:val="TableParagraph"/>
-              <w:spacing w:line="340" w:lineRule="exact"/>
+              <w:jc w:val="center"/>
+              <w:rPr>
+                <w:rFonts w:ascii="Arial" w:eastAsia="Times New Roman" w:hAnsi="Arial" w:cs="Arial"/>
+                <w:sz w:val="20"/>
+                <w:szCs w:val="20"/>
+              </w:rPr>
+            </w:pPr>
+          </w:p>
+        </w:tc>
+        <w:tc>
+          <w:tcPr>
+            <w:tcW w:w="1701" w:type="dxa"/>
+            <w:tcBorders>
+              <w:top w:val="single" w:sz="6" w:space="0" w:color="000000"/>
+              <w:left w:val="single" w:sz="6" w:space="0" w:color="000000"/>
+              <w:bottom w:val="single" w:sz="6" w:space="0" w:color="000000"/>
+              <w:right w:val="single" w:sz="6" w:space="0" w:color="000000"/>
+            </w:tcBorders>
+            <w:shd w:val="clear" w:color="auto" w:fill="FFFFFF" w:themeFill="background1"/>
+            <w:vAlign w:val="center"/>
+          </w:tcPr>
+          <w:p>
+            <w:pPr>
+              <w:pStyle w:val="TableParagraph"/>
+              <w:jc w:val="center"/>
+              <w:rPr>
+                <w:rFonts w:ascii="Arial" w:eastAsia="Times New Roman" w:hAnsi="Arial" w:cs="Arial"/>
+                <w:sz w:val="20"/>
+                <w:szCs w:val="20"/>
+              </w:rPr>
+            </w:pPr>
+          </w:p>
+        </w:tc>
+        <w:tc>
+          <w:tcPr>
+            <w:tcW w:w="1701" w:type="dxa"/>
+            <w:tcBorders>
+              <w:top w:val="single" w:sz="6" w:space="0" w:color="000000"/>
+              <w:left w:val="single" w:sz="6" w:space="0" w:color="000000"/>
+              <w:bottom w:val="single" w:sz="6" w:space="0" w:color="000000"/>
+              <w:right w:val="single" w:sz="6" w:space="0" w:color="000000"/>
+            </w:tcBorders>
+            <w:shd w:val="clear" w:color="auto" w:fill="FFFFFF" w:themeFill="background1"/>
+            <w:vAlign w:val="center"/>
+          </w:tcPr>
+          <w:p>
+            <w:pPr>
+              <w:pStyle w:val="TableParagraph"/>
+              <w:jc w:val="center"/>
+              <w:rPr>
+                <w:rFonts w:ascii="Arial" w:eastAsia="Times New Roman" w:hAnsi="Arial" w:cs="Arial"/>
+                <w:sz w:val="20"/>
+                <w:szCs w:val="20"/>
+              </w:rPr>
+            </w:pPr>
+          </w:p>
+        </w:tc>
+        <w:tc>
+          <w:tcPr>
+            <w:tcW w:w="1417" w:type="dxa"/>
+            <w:tcBorders>
+              <w:top w:val="single" w:sz="6" w:space="0" w:color="000000"/>
+              <w:left w:val="single" w:sz="6" w:space="0" w:color="000000"/>
+              <w:bottom w:val="single" w:sz="6" w:space="0" w:color="000000"/>
+              <w:right w:val="single" w:sz="6" w:space="0" w:color="000000"/>
+            </w:tcBorders>
+            <w:shd w:val="clear" w:color="auto" w:fill="FFFFFF" w:themeFill="background1"/>
+            <w:vAlign w:val="center"/>
+          </w:tcPr>
+          <w:p>
+            <w:pPr>
+              <w:pStyle w:val="TableParagraph"/>
+              <w:jc w:val="center"/>
+              <w:rPr>
+                <w:rFonts w:ascii="Arial" w:eastAsia="Times New Roman" w:hAnsi="Arial" w:cs="Arial"/>
+                <w:sz w:val="20"/>
+                <w:szCs w:val="20"/>
+              </w:rPr>
+            </w:pPr>
+          </w:p>
+        </w:tc>
+      </w:tr>
+      <w:tr>
+        <w:trPr>
+          <w:trHeight w:hRule="exact" w:val="1277"/>
+        </w:trPr>
+        <w:tc>
+          <w:tcPr>
+            <w:tcW w:w="1560" w:type="dxa"/>
+            <w:tcBorders>
+              <w:top w:val="single" w:sz="5" w:space="0" w:color="000000"/>
+              <w:left w:val="single" w:sz="5" w:space="0" w:color="000000"/>
+              <w:bottom w:val="single" w:sz="5" w:space="0" w:color="000000"/>
+              <w:right w:val="single" w:sz="6" w:space="0" w:color="000000"/>
+            </w:tcBorders>
+            <w:shd w:val="clear" w:color="auto" w:fill="FFFF00"/>
+            <w:vAlign w:val="center"/>
+          </w:tcPr>
+          <w:p>
+            <w:pPr>
+              <w:pStyle w:val="TableParagraph"/>
+              <w:ind w:left="101"/>
+              <w:jc w:val="center"/>
+              <w:rPr>
+                <w:rFonts w:ascii="Arial" w:hAnsi="Arial" w:cs="Arial"/>
+                <w:b/>
+                <w:spacing w:val="-1"/>
+                <w:sz w:val="20"/>
+                <w:szCs w:val="20"/>
+              </w:rPr>
+            </w:pPr>
+            <w:r>
+              <w:rPr>
+                <w:rFonts w:ascii="Arial" w:hAnsi="Arial" w:cs="Arial"/>
+                <w:b/>
+                <w:spacing w:val="-1"/>
+                <w:sz w:val="20"/>
+                <w:szCs w:val="20"/>
+              </w:rPr>
+              <w:t>Directivos</w:t>
+            </w:r>
+          </w:p>
+          <w:p>
+            <w:pPr>
+              <w:pStyle w:val="TableParagraph"/>
+              <w:ind w:left="101"/>
+              <w:jc w:val="center"/>
+              <w:rPr>
+                <w:rFonts w:ascii="Arial" w:eastAsia="Times New Roman" w:hAnsi="Arial" w:cs="Arial"/>
+                <w:sz w:val="20"/>
+                <w:szCs w:val="20"/>
+              </w:rPr>
+            </w:pPr>
+            <w:r>
+              <w:rPr>
+                <w:rFonts w:ascii="Arial" w:hAnsi="Arial" w:cs="Arial"/>
+                <w:b/>
+                <w:spacing w:val="21"/>
+                <w:sz w:val="20"/>
+                <w:szCs w:val="20"/>
+              </w:rPr>
+              <w:t xml:space="preserve"> (4</w:t>
+            </w:r>
+            <w:r>
+              <w:rPr>
+                <w:rFonts w:ascii="Arial" w:hAnsi="Arial" w:cs="Arial"/>
+                <w:b/>
+                <w:sz w:val="20"/>
+                <w:szCs w:val="20"/>
+              </w:rPr>
+              <w:t xml:space="preserve"> hosts)</w:t>
+            </w:r>
+          </w:p>
+        </w:tc>
+        <w:tc>
+          <w:tcPr>
+            <w:tcW w:w="850" w:type="dxa"/>
+            <w:tcBorders>
+              <w:top w:val="single" w:sz="6" w:space="0" w:color="000000"/>
+              <w:left w:val="single" w:sz="6" w:space="0" w:color="000000"/>
+              <w:bottom w:val="single" w:sz="6" w:space="0" w:color="000000"/>
+              <w:right w:val="single" w:sz="6" w:space="0" w:color="000000"/>
+            </w:tcBorders>
+            <w:shd w:val="clear" w:color="auto" w:fill="FFFFFF" w:themeFill="background1"/>
+            <w:vAlign w:val="center"/>
+          </w:tcPr>
+          <w:p>
+            <w:pPr>
+              <w:pStyle w:val="TableParagraph"/>
               <w:jc w:val="center"/>
               <w:rPr>
                 <w:rFonts w:ascii="Arial" w:eastAsia="Times New Roman" w:hAnsi="Arial" w:cs="Arial"/>
@@ -1667,7 +1858,30 @@
           <w:p>
             <w:pPr>
               <w:pStyle w:val="TableParagraph"/>
-              <w:spacing w:line="340" w:lineRule="exact"/>
+              <w:jc w:val="center"/>
+              <w:rPr>
+                <w:rFonts w:ascii="Arial" w:eastAsia="Times New Roman" w:hAnsi="Arial" w:cs="Arial"/>
+                <w:sz w:val="20"/>
+                <w:szCs w:val="20"/>
+              </w:rPr>
+            </w:pPr>
+          </w:p>
+        </w:tc>
+        <w:tc>
+          <w:tcPr>
+            <w:tcW w:w="1418" w:type="dxa"/>
+            <w:tcBorders>
+              <w:top w:val="single" w:sz="6" w:space="0" w:color="000000"/>
+              <w:left w:val="single" w:sz="6" w:space="0" w:color="000000"/>
+              <w:bottom w:val="single" w:sz="6" w:space="0" w:color="000000"/>
+              <w:right w:val="single" w:sz="6" w:space="0" w:color="000000"/>
+            </w:tcBorders>
+            <w:shd w:val="clear" w:color="auto" w:fill="FFFFFF" w:themeFill="background1"/>
+            <w:vAlign w:val="center"/>
+          </w:tcPr>
+          <w:p>
+            <w:pPr>
+              <w:pStyle w:val="TableParagraph"/>
               <w:jc w:val="center"/>
               <w:rPr>
                 <w:rFonts w:ascii="Arial" w:eastAsia="Times New Roman" w:hAnsi="Arial" w:cs="Arial"/>
@@ -1692,7 +1906,6 @@
           <w:p>
             <w:pPr>
               <w:pStyle w:val="TableParagraph"/>
-              <w:spacing w:line="340" w:lineRule="exact"/>
               <w:jc w:val="center"/>
               <w:rPr>
                 <w:rFonts w:ascii="Arial" w:eastAsia="Times New Roman" w:hAnsi="Arial" w:cs="Arial"/>
@@ -1717,7 +1930,6 @@
           <w:p>
             <w:pPr>
               <w:pStyle w:val="TableParagraph"/>
-              <w:spacing w:line="340" w:lineRule="exact"/>
               <w:jc w:val="center"/>
               <w:rPr>
                 <w:rFonts w:ascii="Arial" w:eastAsia="Times New Roman" w:hAnsi="Arial" w:cs="Arial"/>
@@ -1742,232 +1954,6 @@
           <w:p>
             <w:pPr>
               <w:pStyle w:val="TableParagraph"/>
-              <w:spacing w:line="340" w:lineRule="exact"/>
-              <w:jc w:val="center"/>
-              <w:rPr>
-                <w:rFonts w:ascii="Arial" w:eastAsia="Times New Roman" w:hAnsi="Arial" w:cs="Arial"/>
-                <w:sz w:val="20"/>
-                <w:szCs w:val="20"/>
-              </w:rPr>
-            </w:pPr>
-          </w:p>
-        </w:tc>
-      </w:tr>
-      <w:tr>
-        <w:trPr>
-          <w:trHeight w:hRule="exact" w:val="831"/>
-        </w:trPr>
-        <w:tc>
-          <w:tcPr>
-            <w:tcW w:w="1560" w:type="dxa"/>
-            <w:tcBorders>
-              <w:top w:val="single" w:sz="5" w:space="0" w:color="000000"/>
-              <w:left w:val="single" w:sz="5" w:space="0" w:color="000000"/>
-              <w:bottom w:val="single" w:sz="5" w:space="0" w:color="000000"/>
-              <w:right w:val="single" w:sz="6" w:space="0" w:color="000000"/>
-            </w:tcBorders>
-            <w:shd w:val="clear" w:color="auto" w:fill="FFFF00"/>
-            <w:vAlign w:val="center"/>
-          </w:tcPr>
-          <w:p>
-            <w:pPr>
-              <w:pStyle w:val="TableParagraph"/>
-              <w:spacing w:line="340" w:lineRule="exact"/>
-              <w:ind w:left="101"/>
-              <w:jc w:val="center"/>
-              <w:rPr>
-                <w:rFonts w:ascii="Arial" w:hAnsi="Arial" w:cs="Arial"/>
-                <w:b/>
-                <w:spacing w:val="-1"/>
-                <w:sz w:val="20"/>
-                <w:szCs w:val="20"/>
-              </w:rPr>
-            </w:pPr>
-            <w:r>
-              <w:rPr>
-                <w:rFonts w:ascii="Arial" w:hAnsi="Arial" w:cs="Arial"/>
-                <w:b/>
-                <w:spacing w:val="-1"/>
-                <w:sz w:val="20"/>
-                <w:szCs w:val="20"/>
-              </w:rPr>
-              <w:t>Directivos</w:t>
-            </w:r>
-          </w:p>
-          <w:p>
-            <w:pPr>
-              <w:pStyle w:val="TableParagraph"/>
-              <w:spacing w:line="340" w:lineRule="exact"/>
-              <w:ind w:left="101"/>
-              <w:jc w:val="center"/>
-              <w:rPr>
-                <w:rFonts w:ascii="Arial" w:eastAsia="Times New Roman" w:hAnsi="Arial" w:cs="Arial"/>
-                <w:sz w:val="20"/>
-                <w:szCs w:val="20"/>
-              </w:rPr>
-            </w:pPr>
-            <w:r>
-              <w:rPr>
-                <w:rFonts w:ascii="Arial" w:hAnsi="Arial" w:cs="Arial"/>
-                <w:b/>
-                <w:spacing w:val="21"/>
-                <w:sz w:val="20"/>
-                <w:szCs w:val="20"/>
-              </w:rPr>
-              <w:t xml:space="preserve"> (4</w:t>
-            </w:r>
-            <w:r>
-              <w:rPr>
-                <w:rFonts w:ascii="Arial" w:hAnsi="Arial" w:cs="Arial"/>
-                <w:b/>
-                <w:sz w:val="20"/>
-                <w:szCs w:val="20"/>
-              </w:rPr>
-              <w:t xml:space="preserve"> hosts)</w:t>
-            </w:r>
-          </w:p>
-        </w:tc>
-        <w:tc>
-          <w:tcPr>
-            <w:tcW w:w="850" w:type="dxa"/>
-            <w:tcBorders>
-              <w:top w:val="single" w:sz="6" w:space="0" w:color="000000"/>
-              <w:left w:val="single" w:sz="6" w:space="0" w:color="000000"/>
-              <w:bottom w:val="single" w:sz="6" w:space="0" w:color="000000"/>
-              <w:right w:val="single" w:sz="6" w:space="0" w:color="000000"/>
-            </w:tcBorders>
-            <w:shd w:val="clear" w:color="auto" w:fill="FFFFFF" w:themeFill="background1"/>
-            <w:vAlign w:val="center"/>
-          </w:tcPr>
-          <w:p>
-            <w:pPr>
-              <w:pStyle w:val="TableParagraph"/>
-              <w:spacing w:line="340" w:lineRule="exact"/>
-              <w:jc w:val="center"/>
-              <w:rPr>
-                <w:rFonts w:ascii="Arial" w:eastAsia="Times New Roman" w:hAnsi="Arial" w:cs="Arial"/>
-                <w:sz w:val="20"/>
-                <w:szCs w:val="20"/>
-              </w:rPr>
-            </w:pPr>
-          </w:p>
-        </w:tc>
-        <w:tc>
-          <w:tcPr>
-            <w:tcW w:w="1418" w:type="dxa"/>
-            <w:tcBorders>
-              <w:top w:val="single" w:sz="6" w:space="0" w:color="000000"/>
-              <w:left w:val="single" w:sz="6" w:space="0" w:color="000000"/>
-              <w:bottom w:val="single" w:sz="6" w:space="0" w:color="000000"/>
-              <w:right w:val="single" w:sz="6" w:space="0" w:color="000000"/>
-            </w:tcBorders>
-            <w:shd w:val="clear" w:color="auto" w:fill="FFFFFF" w:themeFill="background1"/>
-            <w:vAlign w:val="center"/>
-          </w:tcPr>
-          <w:p>
-            <w:pPr>
-              <w:pStyle w:val="TableParagraph"/>
-              <w:spacing w:line="340" w:lineRule="exact"/>
-              <w:jc w:val="center"/>
-              <w:rPr>
-                <w:rFonts w:ascii="Arial" w:eastAsia="Times New Roman" w:hAnsi="Arial" w:cs="Arial"/>
-                <w:sz w:val="20"/>
-                <w:szCs w:val="20"/>
-              </w:rPr>
-            </w:pPr>
-          </w:p>
-        </w:tc>
-        <w:tc>
-          <w:tcPr>
-            <w:tcW w:w="1559" w:type="dxa"/>
-            <w:tcBorders>
-              <w:top w:val="single" w:sz="6" w:space="0" w:color="000000"/>
-              <w:left w:val="single" w:sz="6" w:space="0" w:color="000000"/>
-              <w:bottom w:val="single" w:sz="6" w:space="0" w:color="000000"/>
-              <w:right w:val="single" w:sz="6" w:space="0" w:color="000000"/>
-            </w:tcBorders>
-            <w:shd w:val="clear" w:color="auto" w:fill="FFFFFF" w:themeFill="background1"/>
-            <w:vAlign w:val="center"/>
-          </w:tcPr>
-          <w:p>
-            <w:pPr>
-              <w:pStyle w:val="TableParagraph"/>
-              <w:spacing w:line="340" w:lineRule="exact"/>
-              <w:jc w:val="center"/>
-              <w:rPr>
-                <w:rFonts w:ascii="Arial" w:eastAsia="Times New Roman" w:hAnsi="Arial" w:cs="Arial"/>
-                <w:sz w:val="20"/>
-                <w:szCs w:val="20"/>
-              </w:rPr>
-            </w:pPr>
-          </w:p>
-        </w:tc>
-        <w:tc>
-          <w:tcPr>
-            <w:tcW w:w="1701" w:type="dxa"/>
-            <w:tcBorders>
-              <w:top w:val="single" w:sz="6" w:space="0" w:color="000000"/>
-              <w:left w:val="single" w:sz="6" w:space="0" w:color="000000"/>
-              <w:bottom w:val="single" w:sz="6" w:space="0" w:color="000000"/>
-              <w:right w:val="single" w:sz="6" w:space="0" w:color="000000"/>
-            </w:tcBorders>
-            <w:shd w:val="clear" w:color="auto" w:fill="FFFFFF" w:themeFill="background1"/>
-            <w:vAlign w:val="center"/>
-          </w:tcPr>
-          <w:p>
-            <w:pPr>
-              <w:pStyle w:val="TableParagraph"/>
-              <w:spacing w:line="340" w:lineRule="exact"/>
-              <w:jc w:val="center"/>
-              <w:rPr>
-                <w:rFonts w:ascii="Arial" w:eastAsia="Times New Roman" w:hAnsi="Arial" w:cs="Arial"/>
-                <w:sz w:val="20"/>
-                <w:szCs w:val="20"/>
-              </w:rPr>
-            </w:pPr>
-          </w:p>
-        </w:tc>
-        <w:tc>
-          <w:tcPr>
-            <w:tcW w:w="1701" w:type="dxa"/>
-            <w:tcBorders>
-              <w:top w:val="single" w:sz="6" w:space="0" w:color="000000"/>
-              <w:left w:val="single" w:sz="6" w:space="0" w:color="000000"/>
-              <w:bottom w:val="single" w:sz="6" w:space="0" w:color="000000"/>
-              <w:right w:val="single" w:sz="6" w:space="0" w:color="000000"/>
-            </w:tcBorders>
-            <w:shd w:val="clear" w:color="auto" w:fill="FFFFFF" w:themeFill="background1"/>
-            <w:vAlign w:val="center"/>
-          </w:tcPr>
-          <w:p>
-            <w:pPr>
-              <w:pStyle w:val="TableParagraph"/>
-              <w:spacing w:line="340" w:lineRule="exact"/>
-              <w:jc w:val="center"/>
-              <w:rPr>
-                <w:rFonts w:ascii="Arial" w:eastAsia="Times New Roman" w:hAnsi="Arial" w:cs="Arial"/>
-                <w:sz w:val="20"/>
-                <w:szCs w:val="20"/>
-              </w:rPr>
-            </w:pPr>
-          </w:p>
-        </w:tc>
-        <w:tc>
-          <w:tcPr>
-            <w:tcW w:w="1417" w:type="dxa"/>
-            <w:tcBorders>
-              <w:top w:val="single" w:sz="6" w:space="0" w:color="000000"/>
-              <w:left w:val="single" w:sz="6" w:space="0" w:color="000000"/>
-              <w:bottom w:val="single" w:sz="6" w:space="0" w:color="000000"/>
-              <w:right w:val="single" w:sz="6" w:space="0" w:color="000000"/>
-            </w:tcBorders>
-            <w:shd w:val="clear" w:color="auto" w:fill="FFFFFF" w:themeFill="background1"/>
-            <w:vAlign w:val="center"/>
-          </w:tcPr>
-          <w:p>
-            <w:pPr>
-              <w:pStyle w:val="TableParagraph"/>
-              <w:spacing w:line="340" w:lineRule="exact"/>
               <w:jc w:val="center"/>
               <w:rPr>
                 <w:rFonts w:ascii="Arial" w:eastAsia="Times New Roman" w:hAnsi="Arial" w:cs="Arial"/>
@@ -1981,7 +1967,7 @@
     </w:tbl>
     <w:p>
       <w:pPr>
-        <w:pStyle w:val="ListParagraph"/>
+        <w:pStyle w:val="Prrafodelista"/>
         <w:spacing w:line="360" w:lineRule="exact"/>
         <w:ind w:left="360" w:right="196"/>
         <w:jc w:val="both"/>
@@ -1993,7 +1979,7 @@
     </w:p>
     <w:p>
       <w:pPr>
-        <w:pStyle w:val="ListParagraph"/>
+        <w:pStyle w:val="Prrafodelista"/>
         <w:spacing w:line="360" w:lineRule="exact"/>
         <w:ind w:left="360" w:right="196"/>
         <w:jc w:val="both"/>
@@ -2005,7 +1991,7 @@
     </w:p>
     <w:p>
       <w:pPr>
-        <w:pStyle w:val="ListParagraph"/>
+        <w:pStyle w:val="Prrafodelista"/>
         <w:spacing w:line="360" w:lineRule="exact"/>
         <w:ind w:left="360" w:right="196"/>
         <w:jc w:val="both"/>
@@ -2017,7 +2003,7 @@
     </w:p>
     <w:p>
       <w:pPr>
-        <w:pStyle w:val="ListParagraph"/>
+        <w:pStyle w:val="Prrafodelista"/>
         <w:spacing w:line="360" w:lineRule="exact"/>
         <w:ind w:left="360" w:right="196"/>
         <w:jc w:val="both"/>
@@ -2029,7 +2015,7 @@
     </w:p>
     <w:p>
       <w:pPr>
-        <w:pStyle w:val="ListParagraph"/>
+        <w:pStyle w:val="Prrafodelista"/>
         <w:spacing w:line="360" w:lineRule="exact"/>
         <w:ind w:left="360" w:right="196"/>
         <w:jc w:val="both"/>
@@ -2041,7 +2027,7 @@
     </w:p>
     <w:p>
       <w:pPr>
-        <w:pStyle w:val="ListParagraph"/>
+        <w:pStyle w:val="Prrafodelista"/>
         <w:numPr>
           <w:ilvl w:val="0"/>
           <w:numId w:val="20"/>
@@ -2131,7 +2117,7 @@
     </w:p>
     <w:p>
       <w:pPr>
-        <w:pStyle w:val="ListParagraph"/>
+        <w:pStyle w:val="Prrafodelista"/>
         <w:widowControl/>
         <w:numPr>
           <w:ilvl w:val="0"/>
@@ -2170,7 +2156,7 @@
       </w:r>
       <w:r>
         <w:rPr>
-          <w:rStyle w:val="Strong"/>
+          <w:rStyle w:val="Textoennegrita"/>
           <w:rFonts w:ascii="Arial" w:hAnsi="Arial" w:cs="Arial"/>
           <w:color w:val="000000"/>
           <w:sz w:val="20"/>
@@ -2189,7 +2175,7 @@
       </w:r>
       <w:r>
         <w:rPr>
-          <w:rStyle w:val="Strong"/>
+          <w:rStyle w:val="Textoennegrita"/>
           <w:rFonts w:ascii="Arial" w:hAnsi="Arial" w:cs="Arial"/>
           <w:color w:val="000000"/>
           <w:sz w:val="20"/>
@@ -2209,7 +2195,7 @@
     </w:p>
     <w:p>
       <w:pPr>
-        <w:pStyle w:val="ListParagraph"/>
+        <w:pStyle w:val="Prrafodelista"/>
         <w:widowControl/>
         <w:numPr>
           <w:ilvl w:val="0"/>
@@ -2278,7 +2264,7 @@
     </w:p>
     <w:p>
       <w:pPr>
-        <w:pStyle w:val="ListParagraph"/>
+        <w:pStyle w:val="Prrafodelista"/>
         <w:widowControl/>
         <w:shd w:val="clear" w:color="auto" w:fill="FFFFFF"/>
         <w:ind w:left="737"/>
@@ -2580,8 +2566,6 @@
           <w:p>
             <w:pPr>
               <w:pStyle w:val="TableParagraph"/>
-              <w:spacing w:line="340" w:lineRule="exact"/>
-              <w:ind w:left="111"/>
               <w:jc w:val="center"/>
               <w:rPr>
                 <w:rFonts w:ascii="Arial" w:eastAsia="Arial" w:hAnsi="Arial" w:cs="Arial"/>
@@ -2706,8 +2690,6 @@
           <w:p>
             <w:pPr>
               <w:pStyle w:val="TableParagraph"/>
-              <w:spacing w:line="340" w:lineRule="exact"/>
-              <w:ind w:left="111"/>
               <w:jc w:val="center"/>
               <w:rPr>
                 <w:rFonts w:ascii="Arial" w:eastAsia="Arial" w:hAnsi="Arial" w:cs="Arial"/>
@@ -3214,7 +3196,7 @@
     </w:p>
     <w:p>
       <w:pPr>
-        <w:pStyle w:val="ListParagraph"/>
+        <w:pStyle w:val="Prrafodelista"/>
         <w:numPr>
           <w:ilvl w:val="0"/>
           <w:numId w:val="20"/>
@@ -3302,7 +3284,7 @@
     </w:p>
     <w:p>
       <w:pPr>
-        <w:pStyle w:val="ListParagraph"/>
+        <w:pStyle w:val="Prrafodelista"/>
         <w:numPr>
           <w:ilvl w:val="0"/>
           <w:numId w:val="20"/>
@@ -3427,7 +3409,7 @@
     </w:p>
     <w:p>
       <w:pPr>
-        <w:pStyle w:val="ListParagraph"/>
+        <w:pStyle w:val="Prrafodelista"/>
         <w:numPr>
           <w:ilvl w:val="0"/>
           <w:numId w:val="20"/>
@@ -3510,7 +3492,7 @@
     </w:p>
     <w:p>
       <w:pPr>
-        <w:pStyle w:val="ListParagraph"/>
+        <w:pStyle w:val="Prrafodelista"/>
         <w:numPr>
           <w:ilvl w:val="0"/>
           <w:numId w:val="36"/>
@@ -3615,7 +3597,7 @@
     </w:p>
     <w:p>
       <w:pPr>
-        <w:pStyle w:val="ListParagraph"/>
+        <w:pStyle w:val="Prrafodelista"/>
         <w:numPr>
           <w:ilvl w:val="0"/>
           <w:numId w:val="36"/>
@@ -3804,7 +3786,7 @@
     </w:p>
     <w:p>
       <w:pPr>
-        <w:pStyle w:val="ListParagraph"/>
+        <w:pStyle w:val="Prrafodelista"/>
         <w:numPr>
           <w:ilvl w:val="0"/>
           <w:numId w:val="36"/>
@@ -3884,7 +3866,7 @@
     </w:p>
     <w:p>
       <w:pPr>
-        <w:pStyle w:val="ListParagraph"/>
+        <w:pStyle w:val="Prrafodelista"/>
         <w:numPr>
           <w:ilvl w:val="0"/>
           <w:numId w:val="20"/>
@@ -4039,7 +4021,7 @@
     </w:p>
     <w:p>
       <w:pPr>
-        <w:pStyle w:val="ListParagraph"/>
+        <w:pStyle w:val="Prrafodelista"/>
         <w:numPr>
           <w:ilvl w:val="0"/>
           <w:numId w:val="40"/>
@@ -4096,7 +4078,7 @@
     </w:p>
     <w:p>
       <w:pPr>
-        <w:pStyle w:val="ListParagraph"/>
+        <w:pStyle w:val="Prrafodelista"/>
         <w:numPr>
           <w:ilvl w:val="0"/>
           <w:numId w:val="40"/>
@@ -4158,7 +4140,7 @@
     </w:p>
     <w:p>
       <w:pPr>
-        <w:pStyle w:val="ListParagraph"/>
+        <w:pStyle w:val="Prrafodelista"/>
         <w:numPr>
           <w:ilvl w:val="0"/>
           <w:numId w:val="20"/>
@@ -4217,7 +4199,7 @@
     </w:p>
     <w:p>
       <w:pPr>
-        <w:pStyle w:val="ListParagraph"/>
+        <w:pStyle w:val="Prrafodelista"/>
         <w:numPr>
           <w:ilvl w:val="0"/>
           <w:numId w:val="20"/>
@@ -4282,7 +4264,7 @@
     <w:bookmarkEnd w:id="1"/>
     <w:p>
       <w:pPr>
-        <w:pStyle w:val="ListParagraph"/>
+        <w:pStyle w:val="Prrafodelista"/>
         <w:numPr>
           <w:ilvl w:val="0"/>
           <w:numId w:val="20"/>
@@ -4302,6 +4284,7 @@
           <w:sz w:val="20"/>
           <w:szCs w:val="20"/>
         </w:rPr>
+        <w:lastRenderedPageBreak/>
         <w:t>Habilit</w:t>
       </w:r>
       <w:r>
@@ -4393,7 +4376,7 @@
     </w:p>
     <w:p>
       <w:pPr>
-        <w:pStyle w:val="ListParagraph"/>
+        <w:pStyle w:val="Prrafodelista"/>
         <w:numPr>
           <w:ilvl w:val="0"/>
           <w:numId w:val="20"/>
@@ -4601,7 +4584,7 @@
                 <w:sz w:val="20"/>
                 <w:szCs w:val="20"/>
               </w:rPr>
-              <w:t xml:space="preserve">Dirección </w:t>
+              <w:t>Dirección IP</w:t>
             </w:r>
             <w:r>
               <w:rPr>
@@ -4611,7 +4594,7 @@
                 <w:sz w:val="20"/>
                 <w:szCs w:val="20"/>
               </w:rPr>
-              <w:t>IP</w:t>
+              <w:t xml:space="preserve"> </w:t>
             </w:r>
             <w:r>
               <w:rPr>
@@ -4621,37 +4604,7 @@
                 <w:sz w:val="20"/>
                 <w:szCs w:val="20"/>
               </w:rPr>
-              <w:t xml:space="preserve"> </w:t>
-            </w:r>
-            <w:r>
-              <w:rPr>
-                <w:rFonts w:ascii="Arial" w:hAnsi="Arial" w:cs="Arial"/>
-                <w:b/>
-                <w:color w:val="000000"/>
-                <w:sz w:val="20"/>
-                <w:szCs w:val="20"/>
-              </w:rPr>
-              <w:t>(</w:t>
-            </w:r>
-            <w:r>
-              <w:rPr>
-                <w:rFonts w:ascii="Arial" w:hAnsi="Arial" w:cs="Arial"/>
-                <w:b/>
-                <w:color w:val="000000"/>
-                <w:sz w:val="20"/>
-                <w:szCs w:val="20"/>
-              </w:rPr>
-              <w:t>Hacia</w:t>
-            </w:r>
-            <w:r>
-              <w:rPr>
-                <w:rFonts w:ascii="Arial" w:hAnsi="Arial" w:cs="Arial"/>
-                <w:b/>
-                <w:color w:val="000000"/>
-                <w:sz w:val="20"/>
-                <w:szCs w:val="20"/>
-              </w:rPr>
-              <w:t>)</w:t>
+              <w:t>(Hacia)</w:t>
             </w:r>
           </w:p>
         </w:tc>
@@ -4769,16 +4722,7 @@
                 <w:sz w:val="20"/>
                 <w:szCs w:val="20"/>
               </w:rPr>
-              <w:t>PC</w:t>
-            </w:r>
-            <w:r>
-              <w:rPr>
-                <w:rFonts w:ascii="Arial" w:hAnsi="Arial" w:cs="Arial"/>
-                <w:color w:val="000000"/>
-                <w:sz w:val="20"/>
-                <w:szCs w:val="20"/>
-              </w:rPr>
-              <w:t>0</w:t>
+              <w:t>PC0</w:t>
             </w:r>
           </w:p>
         </w:tc>
@@ -4874,16 +4818,7 @@
                 <w:sz w:val="20"/>
                 <w:szCs w:val="20"/>
               </w:rPr>
-              <w:t>PC</w:t>
-            </w:r>
-            <w:r>
-              <w:rPr>
-                <w:rFonts w:ascii="Arial" w:hAnsi="Arial" w:cs="Arial"/>
-                <w:color w:val="000000"/>
-                <w:sz w:val="20"/>
-                <w:szCs w:val="20"/>
-              </w:rPr>
-              <w:t>1</w:t>
+              <w:t>PC1</w:t>
             </w:r>
           </w:p>
         </w:tc>
@@ -5280,7 +5215,7 @@
     </w:p>
     <w:p>
       <w:pPr>
-        <w:pStyle w:val="ListParagraph"/>
+        <w:pStyle w:val="Prrafodelista"/>
         <w:numPr>
           <w:ilvl w:val="0"/>
           <w:numId w:val="20"/>
@@ -6001,7 +5936,7 @@
     </w:p>
     <w:p>
       <w:pPr>
-        <w:pStyle w:val="ListParagraph"/>
+        <w:pStyle w:val="Prrafodelista"/>
         <w:numPr>
           <w:ilvl w:val="0"/>
           <w:numId w:val="20"/>
@@ -6562,7 +6497,7 @@
     </w:p>
     <w:p>
       <w:pPr>
-        <w:pStyle w:val="ListParagraph"/>
+        <w:pStyle w:val="Prrafodelista"/>
         <w:numPr>
           <w:ilvl w:val="0"/>
           <w:numId w:val="20"/>
@@ -12207,7 +12142,7 @@
       <w:lang w:val="es-MX"/>
     </w:rPr>
   </w:style>
-  <w:style w:type="paragraph" w:styleId="Heading1">
+  <w:style w:type="paragraph" w:styleId="Ttulo1">
     <w:name w:val="heading 1"/>
     <w:basedOn w:val="Normal"/>
     <w:uiPriority w:val="9"/>
@@ -12223,7 +12158,7 @@
       <w:szCs w:val="28"/>
     </w:rPr>
   </w:style>
-  <w:style w:type="paragraph" w:styleId="Heading2">
+  <w:style w:type="paragraph" w:styleId="Ttulo2">
     <w:name w:val="heading 2"/>
     <w:basedOn w:val="Normal"/>
     <w:uiPriority w:val="9"/>
@@ -12242,7 +12177,7 @@
       <w:szCs w:val="24"/>
     </w:rPr>
   </w:style>
-  <w:style w:type="paragraph" w:styleId="Heading3">
+  <w:style w:type="paragraph" w:styleId="Ttulo3">
     <w:name w:val="heading 3"/>
     <w:basedOn w:val="Normal"/>
     <w:uiPriority w:val="9"/>
@@ -12258,7 +12193,7 @@
       <w:szCs w:val="24"/>
     </w:rPr>
   </w:style>
-  <w:style w:type="paragraph" w:styleId="Heading4">
+  <w:style w:type="paragraph" w:styleId="Ttulo4">
     <w:name w:val="heading 4"/>
     <w:basedOn w:val="Normal"/>
     <w:uiPriority w:val="9"/>
@@ -12272,7 +12207,7 @@
       <w:rFonts w:ascii="Arial" w:eastAsia="Arial" w:hAnsi="Arial"/>
     </w:rPr>
   </w:style>
-  <w:style w:type="paragraph" w:styleId="Heading5">
+  <w:style w:type="paragraph" w:styleId="Ttulo5">
     <w:name w:val="heading 5"/>
     <w:basedOn w:val="Normal"/>
     <w:uiPriority w:val="9"/>
@@ -12291,7 +12226,7 @@
       <w:szCs w:val="20"/>
     </w:rPr>
   </w:style>
-  <w:style w:type="paragraph" w:styleId="Heading6">
+  <w:style w:type="paragraph" w:styleId="Ttulo6">
     <w:name w:val="heading 6"/>
     <w:basedOn w:val="Normal"/>
     <w:uiPriority w:val="9"/>
@@ -12310,13 +12245,13 @@
       <w:szCs w:val="18"/>
     </w:rPr>
   </w:style>
-  <w:style w:type="character" w:default="1" w:styleId="DefaultParagraphFont">
+  <w:style w:type="character" w:default="1" w:styleId="Fuentedeprrafopredeter">
     <w:name w:val="Default Paragraph Font"/>
     <w:uiPriority w:val="1"/>
     <w:semiHidden/>
     <w:unhideWhenUsed/>
   </w:style>
-  <w:style w:type="table" w:default="1" w:styleId="TableNormal">
+  <w:style w:type="table" w:default="1" w:styleId="Tablanormal">
     <w:name w:val="Normal Table"/>
     <w:uiPriority w:val="99"/>
     <w:semiHidden/>
@@ -12331,7 +12266,7 @@
       </w:tblCellMar>
     </w:tblPr>
   </w:style>
-  <w:style w:type="numbering" w:default="1" w:styleId="NoList">
+  <w:style w:type="numbering" w:default="1" w:styleId="Sinlista">
     <w:name w:val="No List"/>
     <w:uiPriority w:val="99"/>
     <w:semiHidden/>
@@ -12353,7 +12288,7 @@
       </w:tblCellMar>
     </w:tblPr>
   </w:style>
-  <w:style w:type="paragraph" w:styleId="TOC1">
+  <w:style w:type="paragraph" w:styleId="TDC1">
     <w:name w:val="toc 1"/>
     <w:basedOn w:val="Normal"/>
     <w:uiPriority w:val="1"/>
@@ -12368,7 +12303,7 @@
       <w:szCs w:val="18"/>
     </w:rPr>
   </w:style>
-  <w:style w:type="paragraph" w:styleId="TOC2">
+  <w:style w:type="paragraph" w:styleId="TDC2">
     <w:name w:val="toc 2"/>
     <w:basedOn w:val="Normal"/>
     <w:uiPriority w:val="1"/>
@@ -12384,7 +12319,7 @@
       <w:i/>
     </w:rPr>
   </w:style>
-  <w:style w:type="paragraph" w:styleId="TOC3">
+  <w:style w:type="paragraph" w:styleId="TDC3">
     <w:name w:val="toc 3"/>
     <w:basedOn w:val="Normal"/>
     <w:uiPriority w:val="1"/>
@@ -12399,7 +12334,7 @@
       <w:szCs w:val="18"/>
     </w:rPr>
   </w:style>
-  <w:style w:type="paragraph" w:styleId="BodyText">
+  <w:style w:type="paragraph" w:styleId="Textoindependiente">
     <w:name w:val="Body Text"/>
     <w:basedOn w:val="Normal"/>
     <w:uiPriority w:val="1"/>
@@ -12414,7 +12349,7 @@
       <w:szCs w:val="18"/>
     </w:rPr>
   </w:style>
-  <w:style w:type="paragraph" w:styleId="ListParagraph">
+  <w:style w:type="paragraph" w:styleId="Prrafodelista">
     <w:name w:val="List Paragraph"/>
     <w:basedOn w:val="Normal"/>
     <w:uiPriority w:val="34"/>
@@ -12426,10 +12361,10 @@
     <w:uiPriority w:val="1"/>
     <w:qFormat/>
   </w:style>
-  <w:style w:type="paragraph" w:styleId="Header">
+  <w:style w:type="paragraph" w:styleId="Encabezado">
     <w:name w:val="header"/>
     <w:basedOn w:val="Normal"/>
-    <w:link w:val="HeaderChar"/>
+    <w:link w:val="EncabezadoCar"/>
     <w:uiPriority w:val="99"/>
     <w:unhideWhenUsed/>
     <w:rsid w:val="00541679"/>
@@ -12440,20 +12375,20 @@
       </w:tabs>
     </w:pPr>
   </w:style>
-  <w:style w:type="character" w:customStyle="1" w:styleId="HeaderChar">
-    <w:name w:val="Header Char"/>
-    <w:basedOn w:val="DefaultParagraphFont"/>
-    <w:link w:val="Header"/>
+  <w:style w:type="character" w:customStyle="1" w:styleId="EncabezadoCar">
+    <w:name w:val="Encabezado Car"/>
+    <w:basedOn w:val="Fuentedeprrafopredeter"/>
+    <w:link w:val="Encabezado"/>
     <w:uiPriority w:val="99"/>
     <w:rsid w:val="00541679"/>
     <w:rPr>
       <w:lang w:val="es-MX"/>
     </w:rPr>
   </w:style>
-  <w:style w:type="paragraph" w:styleId="Footer">
+  <w:style w:type="paragraph" w:styleId="Piedepgina">
     <w:name w:val="footer"/>
     <w:basedOn w:val="Normal"/>
-    <w:link w:val="FooterChar"/>
+    <w:link w:val="PiedepginaCar"/>
     <w:uiPriority w:val="99"/>
     <w:unhideWhenUsed/>
     <w:rsid w:val="00541679"/>
@@ -12464,20 +12399,20 @@
       </w:tabs>
     </w:pPr>
   </w:style>
-  <w:style w:type="character" w:customStyle="1" w:styleId="FooterChar">
-    <w:name w:val="Footer Char"/>
-    <w:basedOn w:val="DefaultParagraphFont"/>
-    <w:link w:val="Footer"/>
+  <w:style w:type="character" w:customStyle="1" w:styleId="PiedepginaCar">
+    <w:name w:val="Pie de página Car"/>
+    <w:basedOn w:val="Fuentedeprrafopredeter"/>
+    <w:link w:val="Piedepgina"/>
     <w:uiPriority w:val="99"/>
     <w:rsid w:val="00541679"/>
     <w:rPr>
       <w:lang w:val="es-MX"/>
     </w:rPr>
   </w:style>
-  <w:style w:type="paragraph" w:styleId="HTMLPreformatted">
+  <w:style w:type="paragraph" w:styleId="HTMLconformatoprevio">
     <w:name w:val="HTML Preformatted"/>
     <w:basedOn w:val="Normal"/>
-    <w:link w:val="HTMLPreformattedChar"/>
+    <w:link w:val="HTMLconformatoprevioCar"/>
     <w:uiPriority w:val="99"/>
     <w:semiHidden/>
     <w:unhideWhenUsed/>
@@ -12510,10 +12445,10 @@
       <w:lang w:eastAsia="es-MX"/>
     </w:rPr>
   </w:style>
-  <w:style w:type="character" w:customStyle="1" w:styleId="HTMLPreformattedChar">
-    <w:name w:val="HTML Preformatted Char"/>
-    <w:basedOn w:val="DefaultParagraphFont"/>
-    <w:link w:val="HTMLPreformatted"/>
+  <w:style w:type="character" w:customStyle="1" w:styleId="HTMLconformatoprevioCar">
+    <w:name w:val="HTML con formato previo Car"/>
+    <w:basedOn w:val="Fuentedeprrafopredeter"/>
+    <w:link w:val="HTMLconformatoprevio"/>
     <w:uiPriority w:val="99"/>
     <w:semiHidden/>
     <w:rsid w:val="00746B44"/>
@@ -12526,7 +12461,7 @@
   </w:style>
   <w:style w:type="character" w:customStyle="1" w:styleId="y2iqfc">
     <w:name w:val="y2iqfc"/>
-    <w:basedOn w:val="DefaultParagraphFont"/>
+    <w:basedOn w:val="Fuentedeprrafopredeter"/>
     <w:rsid w:val="00746B44"/>
   </w:style>
   <w:style w:type="character" w:customStyle="1" w:styleId="DevConfigGray">
@@ -12570,9 +12505,9 @@
       <w:shd w:val="clear" w:color="auto" w:fill="BFBFBF"/>
     </w:rPr>
   </w:style>
-  <w:style w:type="character" w:styleId="Strong">
+  <w:style w:type="character" w:styleId="Textoennegrita">
     <w:name w:val="Strong"/>
-    <w:basedOn w:val="DefaultParagraphFont"/>
+    <w:basedOn w:val="Fuentedeprrafopredeter"/>
     <w:uiPriority w:val="22"/>
     <w:qFormat/>
     <w:rsid w:val="008F76DE"/>
@@ -12652,7 +12587,7 @@
   </w:style>
   <w:style w:type="paragraph" w:customStyle="1" w:styleId="PartHead">
     <w:name w:val="Part Head"/>
-    <w:basedOn w:val="ListParagraph"/>
+    <w:basedOn w:val="Prrafodelista"/>
     <w:next w:val="BodyTextL25"/>
     <w:qFormat/>
     <w:rsid w:val="00547651"/>
@@ -12704,7 +12639,7 @@
   </w:style>
   <w:style w:type="table" w:customStyle="1" w:styleId="LabTableStyle">
     <w:name w:val="Lab_Table_Style"/>
-    <w:basedOn w:val="TableNormal"/>
+    <w:basedOn w:val="Tablanormal"/>
     <w:uiPriority w:val="99"/>
     <w:qFormat/>
     <w:rsid w:val="00547651"/>
@@ -12768,9 +12703,9 @@
       </w:tcPr>
     </w:tblStylePr>
   </w:style>
-  <w:style w:type="character" w:styleId="Hyperlink">
+  <w:style w:type="character" w:styleId="Hipervnculo">
     <w:name w:val="Hyperlink"/>
-    <w:basedOn w:val="DefaultParagraphFont"/>
+    <w:basedOn w:val="Fuentedeprrafopredeter"/>
     <w:uiPriority w:val="99"/>
     <w:unhideWhenUsed/>
     <w:rsid w:val="00FB565E"/>
@@ -12779,9 +12714,9 @@
       <w:u w:val="single"/>
     </w:rPr>
   </w:style>
-  <w:style w:type="character" w:styleId="UnresolvedMention">
+  <w:style w:type="character" w:styleId="Mencinsinresolver">
     <w:name w:val="Unresolved Mention"/>
-    <w:basedOn w:val="DefaultParagraphFont"/>
+    <w:basedOn w:val="Fuentedeprrafopredeter"/>
     <w:uiPriority w:val="99"/>
     <w:semiHidden/>
     <w:unhideWhenUsed/>
